--- a/Compritol_Lipid_Matrix_pH_Dependent_Release_Disclosure.docx
+++ b/Compritol_Lipid_Matrix_pH_Dependent_Release_Disclosure.docx
@@ -3986,7 +3986,7 @@
               <w:pStyle w:val="Compact"/>
             </w:pPr>
             <w:r>
-              <w:t xml:space="preserve">https://github.com/apbakst/minoxidil-er-public-domain</w:t>
+              <w:t xml:space="preserve">https://github.com/apbakst/lipid-matrix-er-disclosures</w:t>
             </w:r>
           </w:p>
         </w:tc>
